--- a/docs/幸運星幣城_工作事項詳細說明.docx
+++ b/docs/幸運星幣城_工作事項詳細說明.docx
@@ -26737,6 +26737,300 @@
       <w:cols w:space="720"/>
       <w:docGrid w:linePitch="360"/>
     </w:sectPr>
+    <w:p>
+      <w:pPr>
+        <w:jc w:val="center"/>
+      </w:pPr>
+      <w:r>
+        <w:rPr>
+          <w:color w:val="595959"/>
+          <w:sz w:val="26"/>
+        </w:rPr>
+        <w:br/>
+        <w:t xml:space="preserve"/>
+        <w:br/>
+        <w:t>Java 養成班結業專案  |  2026 年</w:t>
+      </w:r>
+    </w:p>
+    <w:p>
+      <w:pPr>
+        <w:jc w:val="center"/>
+      </w:pPr>
+      <w:r>
+        <w:rPr>
+          <w:color w:val="595959"/>
+          <w:sz w:val="26"/>
+        </w:rPr>
+        <w:br/>
+        <w:t xml:space="preserve"/>
+        <w:br/>
+        <w:t>Java 養成班結業專案  |  2026 年</w:t>
+      </w:r>
+    </w:p>
+    <w:p>
+      <w:pPr>
+        <w:spacing w:before="280" w:after="80"/>
+      </w:pPr>
+      <w:r>
+        <w:rPr>
+          <w:b/>
+          <w:color w:val="1F497D"/>
+          <w:sz w:val="32"/>
+        </w:rPr>
+        <w:t>💎 鑽石系統（點數卡兑換）</w:t>
+      </w:r>
+    </w:p>
+    <w:p>
+      <w:pPr>
+        <w:spacing w:after="40"/>
+      </w:pPr>
+      <w:r>
+        <w:rPr>
+          <w:b/>
+          <w:sz w:val="20"/>
+        </w:rPr>
+        <w:t xml:space="preserve">任務數：8 個　｜　預估總工時：27 小時</w:t>
+      </w:r>
+    </w:p>
+    <w:p>
+      <w:pPr>
+        <w:jc w:val="center"/>
+      </w:pPr>
+      <w:r>
+        <w:rPr>
+          <w:color w:val="595959"/>
+          <w:sz w:val="26"/>
+        </w:rPr>
+        <w:br/>
+        <w:t xml:space="preserve"/>
+        <w:br/>
+        <w:t>Java 養成班結業專案  |  2026 年</w:t>
+      </w:r>
+    </w:p>
+    <w:p>
+      <w:pPr>
+        <w:spacing w:before="120" w:after="0"/>
+      </w:pPr>
+      <w:r>
+        <w:rPr>
+          <w:b/>
+          <w:color w:val="FFFFFF"/>
+          <w:sz w:val="21"/>
+        </w:rPr>
+        <w:t xml:space="preserve">  [T-100]  資料庫 Schema 新增鑽石相關表</w:t>
+      </w:r>
+    </w:p>
+    <w:p>
+      <w:pPr>
+        <w:jc w:val="center"/>
+      </w:pPr>
+      <w:r>
+        <w:rPr>
+          <w:color w:val="595959"/>
+          <w:sz w:val="26"/>
+        </w:rPr>
+        <w:br/>
+        <w:t xml:space="preserve"/>
+        <w:br/>
+        <w:t>Java 養成班結業專案  |  2026 年</w:t>
+      </w:r>
+    </w:p>
+    <w:p>
+      <w:pPr>
+        <w:spacing w:before="120" w:after="0"/>
+      </w:pPr>
+      <w:r>
+        <w:rPr>
+          <w:b/>
+          <w:color w:val="FFFFFF"/>
+          <w:sz w:val="21"/>
+        </w:rPr>
+        <w:t xml:space="preserve">  [T-101]  鑽石錢包初始化（開戶）</w:t>
+      </w:r>
+    </w:p>
+    <w:p>
+      <w:pPr>
+        <w:jc w:val="center"/>
+      </w:pPr>
+      <w:r>
+        <w:rPr>
+          <w:color w:val="595959"/>
+          <w:sz w:val="26"/>
+        </w:rPr>
+        <w:br/>
+        <w:t xml:space="preserve"/>
+        <w:br/>
+        <w:t>Java 養成班結業專案  |  2026 年</w:t>
+      </w:r>
+    </w:p>
+    <w:p>
+      <w:pPr>
+        <w:spacing w:before="120" w:after="0"/>
+      </w:pPr>
+      <w:r>
+        <w:rPr>
+          <w:b/>
+          <w:color w:val="FFFFFF"/>
+          <w:sz w:val="21"/>
+        </w:rPr>
+        <w:t xml:space="preserve">  [T-102]  點數卡序號兑換鑽石 API</w:t>
+      </w:r>
+    </w:p>
+    <w:p>
+      <w:pPr>
+        <w:jc w:val="center"/>
+      </w:pPr>
+      <w:r>
+        <w:rPr>
+          <w:color w:val="595959"/>
+          <w:sz w:val="26"/>
+        </w:rPr>
+        <w:br/>
+        <w:t xml:space="preserve"/>
+        <w:br/>
+        <w:t>Java 養成班結業專案  |  2026 年</w:t>
+      </w:r>
+    </w:p>
+    <w:p>
+      <w:pPr>
+        <w:spacing w:before="120" w:after="0"/>
+      </w:pPr>
+      <w:r>
+        <w:rPr>
+          <w:b/>
+          <w:color w:val="FFFFFF"/>
+          <w:sz w:val="21"/>
+        </w:rPr>
+        <w:t xml:space="preserve">  [T-103]  鑽石兑換星幣 API</w:t>
+      </w:r>
+    </w:p>
+    <w:p>
+      <w:pPr>
+        <w:jc w:val="center"/>
+      </w:pPr>
+      <w:r>
+        <w:rPr>
+          <w:color w:val="595959"/>
+          <w:sz w:val="26"/>
+        </w:rPr>
+        <w:br/>
+        <w:t xml:space="preserve"/>
+        <w:br/>
+        <w:t>Java 養成班結業專案  |  2026 年</w:t>
+      </w:r>
+    </w:p>
+    <w:p>
+      <w:pPr>
+        <w:spacing w:before="120" w:after="0"/>
+      </w:pPr>
+      <w:r>
+        <w:rPr>
+          <w:b/>
+          <w:color w:val="FFFFFF"/>
+          <w:sz w:val="21"/>
+        </w:rPr>
+        <w:t xml:space="preserve">  [T-104]  查詢鑽石餘額 API</w:t>
+      </w:r>
+    </w:p>
+    <w:p>
+      <w:pPr>
+        <w:jc w:val="center"/>
+      </w:pPr>
+      <w:r>
+        <w:rPr>
+          <w:color w:val="595959"/>
+          <w:sz w:val="26"/>
+        </w:rPr>
+        <w:br/>
+        <w:t xml:space="preserve"/>
+        <w:br/>
+        <w:t>Java 養成班結業專案  |  2026 年</w:t>
+      </w:r>
+    </w:p>
+    <w:p>
+      <w:pPr>
+        <w:spacing w:before="120" w:after="0"/>
+      </w:pPr>
+      <w:r>
+        <w:rPr>
+          <w:b/>
+          <w:color w:val="FFFFFF"/>
+          <w:sz w:val="21"/>
+        </w:rPr>
+        <w:t xml:space="preserve">  [T-105]  批量生成點數卡序號 API（後台）</w:t>
+      </w:r>
+    </w:p>
+    <w:p>
+      <w:pPr>
+        <w:jc w:val="center"/>
+      </w:pPr>
+      <w:r>
+        <w:rPr>
+          <w:color w:val="595959"/>
+          <w:sz w:val="26"/>
+        </w:rPr>
+        <w:br/>
+        <w:t xml:space="preserve"/>
+        <w:br/>
+        <w:t>Java 養成班結業專案  |  2026 年</w:t>
+      </w:r>
+    </w:p>
+    <w:p>
+      <w:pPr>
+        <w:spacing w:before="120" w:after="0"/>
+      </w:pPr>
+      <w:r>
+        <w:rPr>
+          <w:b/>
+          <w:color w:val="FFFFFF"/>
+          <w:sz w:val="21"/>
+        </w:rPr>
+        <w:t xml:space="preserve">  [T-106]  查詢點數卡列表與兑換狀態 API（後台）</w:t>
+      </w:r>
+    </w:p>
+    <w:p>
+      <w:pPr>
+        <w:jc w:val="center"/>
+      </w:pPr>
+      <w:r>
+        <w:rPr>
+          <w:color w:val="595959"/>
+          <w:sz w:val="26"/>
+        </w:rPr>
+        <w:br/>
+        <w:t xml:space="preserve"/>
+        <w:br/>
+        <w:t>Java 養成班結業專案  |  2026 年</w:t>
+      </w:r>
+    </w:p>
+    <w:p>
+      <w:pPr>
+        <w:spacing w:before="120" w:after="0"/>
+      </w:pPr>
+      <w:r>
+        <w:rPr>
+          <w:b/>
+          <w:color w:val="FFFFFF"/>
+          <w:sz w:val="21"/>
+        </w:rPr>
+        <w:t xml:space="preserve">  [T-107]  鑽石錢包頁面實作（前端）</w:t>
+      </w:r>
+    </w:p>
+    <w:p>
+      <w:pPr>
+        <w:jc w:val="center"/>
+      </w:pPr>
+      <w:r>
+        <w:rPr>
+          <w:color w:val="595959"/>
+          <w:sz w:val="26"/>
+        </w:rPr>
+        <w:br/>
+        <w:t xml:space="preserve"/>
+        <w:br/>
+        <w:t>Java 養成班結業專案  |  2026 年</w:t>
+      </w:r>
+    </w:p>
   </w:body>
 </w:document>
 </file>
